--- a/data/revised_2026-10_full/outputs/v2/Biology/SS3.1_Animal_Nutrition/Biology_Animal_Nutrition_FinalExplanation.docx
+++ b/data/revised_2026-10_full/outputs/v2/Biology/SS3.1_Animal_Nutrition/Biology_Animal_Nutrition_FinalExplanation.docx
@@ -2513,7 +2513,7 @@
         </w:rPr>
         <w:t xml:space="preserve">© 2026 SeaVuria and ARES. This work is licensed under a </w:t>
       </w:r>
-      <w:hyperlink w:history="1" r:id="rIdj6kxchcxbw7vveqplwg1b">
+      <w:hyperlink w:history="1" r:id="rIdbi27wtxh34z2rnwfpisgx">
         <w:r>
           <w:rPr>
             <w:rFonts w:ascii="Arial" w:cs="Arial" w:eastAsia="Arial" w:hAnsi="Arial"/>
@@ -2533,7 +2533,7 @@
         </w:rPr>
         <w:t xml:space="preserve"> (</w:t>
       </w:r>
-      <w:hyperlink w:history="1" r:id="rIdpsd4okcwucujg8lzzdpfj">
+      <w:hyperlink w:history="1" r:id="rIdoaneb8z7bo67tacq8t2fh">
         <w:r>
           <w:rPr>
             <w:rFonts w:ascii="Arial" w:cs="Arial" w:eastAsia="Arial" w:hAnsi="Arial"/>
@@ -2553,7 +2553,7 @@
         </w:rPr>
         <w:t xml:space="preserve">). To view a copy of this license, visit </w:t>
       </w:r>
-      <w:hyperlink w:history="1" r:id="rId6mwqy0j4bzl6t_-ebgn18">
+      <w:hyperlink w:history="1" r:id="rIdst2srn4ievthrflvoycyj">
         <w:r>
           <w:rPr>
             <w:rFonts w:ascii="Arial" w:cs="Arial" w:eastAsia="Arial" w:hAnsi="Arial"/>
